--- a/pano-kizilay-03-yardim-tiri.docx
+++ b/pano-kizilay-03-yardim-tiri.docx
@@ -9,7 +9,7 @@
       <w:r>
         <w:drawing>
           <wp:inline xmlns:a="http://schemas.openxmlformats.org/drawingml/2006/main" xmlns:pic="http://schemas.openxmlformats.org/drawingml/2006/picture">
-            <wp:extent cx="7524000" cy="10634243"/>
+            <wp:extent cx="7542000" cy="10659684"/>
             <wp:docPr id="1" name="Picture 1"/>
             <wp:cNvGraphicFramePr>
               <a:graphicFrameLocks noChangeAspect="1"/>
@@ -30,7 +30,7 @@
                   <pic:spPr>
                     <a:xfrm>
                       <a:off x="0" y="0"/>
-                      <a:ext cx="7524000" cy="10634243"/>
+                      <a:ext cx="7542000" cy="10659684"/>
                     </a:xfrm>
                     <a:prstGeom prst="rect"/>
                   </pic:spPr>
@@ -58,7 +58,7 @@
       <w:r>
         <w:drawing>
           <wp:inline xmlns:a="http://schemas.openxmlformats.org/drawingml/2006/main" xmlns:pic="http://schemas.openxmlformats.org/drawingml/2006/picture">
-            <wp:extent cx="7524000" cy="10634243"/>
+            <wp:extent cx="7542000" cy="10659684"/>
             <wp:docPr id="2" name="Picture 2"/>
             <wp:cNvGraphicFramePr>
               <a:graphicFrameLocks noChangeAspect="1"/>
@@ -79,7 +79,7 @@
                   <pic:spPr>
                     <a:xfrm>
                       <a:off x="0" y="0"/>
-                      <a:ext cx="7524000" cy="10634243"/>
+                      <a:ext cx="7542000" cy="10659684"/>
                     </a:xfrm>
                     <a:prstGeom prst="rect"/>
                   </pic:spPr>
